--- a/source/ms/Course 2_ Hydration/2 Lesson 4_ Dehydration and its Effects.docx
+++ b/source/ms/Course 2_ Hydration/2 Lesson 4_ Dehydration and its Effects.docx
@@ -578,7 +578,7 @@
           <w:szCs w:val="26"/>
           <w:rtl w:val="0"/>
         </w:rPr>
-        <w:t xml:space="preserve">Kidney stones</w:t>
+        <w:t>Kidney stones and urinary tract infections may be associated with long-term inadequate intake, but they are not acute dehydration symptoms</w:t>
       </w:r>
     </w:p>
     <w:p>
@@ -2344,7 +2344,7 @@
           <w:szCs w:val="26"/>
           <w:rtl w:val="0"/>
         </w:rPr>
-        <w:t xml:space="preserve">B) 6-8 cups</w:t>
+        <w:t>B) Individual needs vary by age, size, activity, and environment</w:t>
       </w:r>
     </w:p>
     <w:p>
@@ -2779,7 +2779,7 @@
           <w:szCs w:val="26"/>
           <w:rtl w:val="0"/>
         </w:rPr>
-        <w:t xml:space="preserve">B) Water or sports drinks with electrolytes</w:t>
+        <w:t>B) Water, or a sports drink after prolonged or intense activity (60+ minutes)</w:t>
       </w:r>
     </w:p>
     <w:p>
